--- a/templates/TalentOne_Employment_Contract.docx
+++ b/templates/TalentOne_Employment_Contract.docx
@@ -173,7 +173,7 @@
           <w:sz w:val="22"/>
           <w:szCs w:val="22"/>
         </w:rPr>
-        <w:t>M</w:t>
+        <w:t xml:space="preserve">{{candidate title}} </w:t>
       </w:r>
       <w:r>
         <w:rPr>
@@ -182,7 +182,6 @@
           <w:sz w:val="22"/>
           <w:szCs w:val="22"/>
         </w:rPr>
-        <w:t>r</w:t>
       </w:r>
       <w:r>
         <w:rPr>
@@ -191,7 +190,6 @@
           <w:sz w:val="22"/>
           <w:szCs w:val="22"/>
         </w:rPr>
-        <w:t>.</w:t>
       </w:r>
       <w:r>
         <w:rPr>
@@ -199,7 +197,6 @@
           <w:sz w:val="22"/>
           <w:szCs w:val="22"/>
         </w:rPr>
-        <w:t xml:space="preserve"> </w:t>
       </w:r>
       <w:r>
         <w:rPr>
